--- a/Unit1/Assessments/Quiz10_CLI_Packaging_Installation.docx
+++ b/Unit1/Assessments/Quiz10_CLI_Packaging_Installation.docx
@@ -311,7 +311,7 @@
           <w:i/>
           <w:sz w:val="22"/>
         </w:rPr>
-        <w:t>(Short Answer)</w:t>
+        <w:t>(Multiple Choice)</w:t>
       </w:r>
     </w:p>
     <w:p>
@@ -319,23 +319,68 @@
         <w:spacing w:after="120"/>
       </w:pPr>
       <w:r>
-        <w:t>Your CLI works during development but fails after the package is installed. In 1–2 sentences, explain the most common reason and the design principle that prevents it.</w:t>
+        <w:t>After a user installs your package from GitHub, the exec/ directory containing your Rapp CLI is buried inside the R library tree. What is the recommended way to let users invoke the CLI directly from a terminal (e.g., sePCA pca --help)?</w:t>
       </w:r>
     </w:p>
     <w:p>
       <w:pPr>
-        <w:spacing w:after="0" w:before="0"/>
+        <w:spacing w:after="40"/>
+        <w:ind w:left="576"/>
       </w:pPr>
+      <w:r>
+        <w:rPr>
+          <w:b/>
+        </w:rPr>
+        <w:t xml:space="preserve">A)  </w:t>
+      </w:r>
+      <w:r>
+        <w:t>Tell users to find the library path manually and add it to their PATH</w:t>
+      </w:r>
     </w:p>
     <w:p>
       <w:pPr>
-        <w:spacing w:after="0" w:before="0"/>
+        <w:spacing w:after="40"/>
+        <w:ind w:left="576"/>
       </w:pPr>
+      <w:r>
+        <w:rPr>
+          <w:b/>
+        </w:rPr>
+        <w:t xml:space="preserve">B)  </w:t>
+      </w:r>
+      <w:r>
+        <w:t>Export an install helper function (e.g., install_sePCA_cli()) that calls Rapp::install_pkg_cli_apps() to place lightweight launcher scripts on the user's PATH</w:t>
+      </w:r>
     </w:p>
     <w:p>
       <w:pPr>
-        <w:spacing w:after="0" w:before="0"/>
+        <w:spacing w:after="40"/>
+        <w:ind w:left="576"/>
       </w:pPr>
+      <w:r>
+        <w:rPr>
+          <w:b/>
+        </w:rPr>
+        <w:t xml:space="preserve">C)  </w:t>
+      </w:r>
+      <w:r>
+        <w:t>Copy the exec/ script to the user's Desktop during package installation</w:t>
+      </w:r>
+    </w:p>
+    <w:p>
+      <w:pPr>
+        <w:spacing w:after="40"/>
+        <w:ind w:left="576"/>
+      </w:pPr>
+      <w:r>
+        <w:rPr>
+          <w:b/>
+        </w:rPr>
+        <w:t xml:space="preserve">D)  </w:t>
+      </w:r>
+      <w:r>
+        <w:t>Require users to always run the CLI via Rscript -e instead of a direct command</w:t>
+      </w:r>
     </w:p>
     <w:p/>
     <w:p>
@@ -413,7 +458,7 @@
         <w:t xml:space="preserve">Question 4: </w:t>
       </w:r>
       <w:r>
-        <w:t>The most common cause is using relative or development paths to locate package files (e.g., inst/exec/script.R) instead of system.file(), which resolves installed paths at runtime. The design principle: always use system.file() to locate package resources and never assume a particular installation path.</w:t>
+        <w:t>B. Rapp::install_pkg_cli_apps() creates lightweight launcher scripts (.bat on Windows, shell scripts on Unix) that live on the user's PATH and forward to the installed Rapp app. Exporting a convenience wrapper like install_sePCA_cli() gives users a one-command setup experience.</w:t>
       </w:r>
     </w:p>
     <w:sectPr>
